--- a/docs/estimating-cases/2026/linda-bushel-pool-deck/estimates/internal/2026-10-27-linda-bushel-01-labour-calculation-detail.docx
+++ b/docs/estimating-cases/2026/linda-bushel-pool-deck/estimates/internal/2026-10-27-linda-bushel-01-labour-calculation-detail.docx
@@ -1013,7 +1013,7 @@
               <w:rPr>
                 <w:sz w:val="16"/>
               </w:rPr>
-              <w:t>6</w:t>
+              <w:t>5</w:t>
             </w:r>
           </w:p>
         </w:tc>
@@ -1032,7 +1032,7 @@
               <w:rPr>
                 <w:sz w:val="16"/>
               </w:rPr>
-              <w:t>$450.00</w:t>
+              <w:t>$375.00</w:t>
             </w:r>
           </w:p>
         </w:tc>
@@ -1051,7 +1051,7 @@
               <w:rPr>
                 <w:sz w:val="16"/>
               </w:rPr>
-              <w:t>$529.41</w:t>
+              <w:t>$441.18</w:t>
             </w:r>
           </w:p>
         </w:tc>
@@ -1498,7 +1498,7 @@
               <w:rPr>
                 <w:sz w:val="16"/>
               </w:rPr>
-              <w:t>126</w:t>
+              <w:t>125</w:t>
             </w:r>
           </w:p>
         </w:tc>
@@ -1517,7 +1517,7 @@
               <w:rPr>
                 <w:sz w:val="16"/>
               </w:rPr>
-              <w:t>$9,450.00</w:t>
+              <w:t>$9,375.00</w:t>
             </w:r>
           </w:p>
         </w:tc>
@@ -1536,7 +1536,7 @@
               <w:rPr>
                 <w:sz w:val="16"/>
               </w:rPr>
-              <w:t>$11,117.65</w:t>
+              <w:t>$11,029.41</w:t>
             </w:r>
           </w:p>
         </w:tc>
@@ -1645,7 +1645,7 @@
               <w:rPr>
                 <w:sz w:val="16"/>
               </w:rPr>
-              <w:t>126</w:t>
+              <w:t>125</w:t>
             </w:r>
           </w:p>
         </w:tc>
@@ -1725,7 +1725,7 @@
               <w:rPr>
                 <w:sz w:val="16"/>
               </w:rPr>
-              <w:t>$9,450.00</w:t>
+              <w:t>$9,375.00</w:t>
             </w:r>
           </w:p>
         </w:tc>
@@ -1765,7 +1765,7 @@
               <w:rPr>
                 <w:sz w:val="16"/>
               </w:rPr>
-              <w:t>$11,117.65</w:t>
+              <w:t>$11,029.41</w:t>
             </w:r>
           </w:p>
         </w:tc>
@@ -1805,7 +1805,7 @@
               <w:rPr>
                 <w:sz w:val="16"/>
               </w:rPr>
-              <w:t>Two-person crew, about 7.9 working days</w:t>
+              <w:t>Two-person crew, about 7.8 working days</w:t>
             </w:r>
           </w:p>
         </w:tc>
@@ -1885,7 +1885,47 @@
               <w:rPr>
                 <w:sz w:val="16"/>
               </w:rPr>
-              <w:t>Proposed build-up from the J1 take-off and supplier quantities; for Joel's approval</w:t>
+              <w:t>Joel's estimating allowance (27 Oct 2026) from the J1 take-off and supplier quantities</w:t>
+            </w:r>
+          </w:p>
+        </w:tc>
+      </w:tr>
+      <w:tr>
+        <w:tc>
+          <w:tcPr>
+            <w:tcW w:type="dxa" w:w="5184"/>
+            <w:tcMar>
+              <w:top w:w="70" w:type="dxa"/>
+              <w:start w:w="70" w:type="dxa"/>
+              <w:bottom w:w="70" w:type="dxa"/>
+              <w:end w:w="70" w:type="dxa"/>
+            </w:tcMar>
+          </w:tcPr>
+          <w:p>
+            <w:r>
+              <w:rPr>
+                <w:sz w:val="16"/>
+              </w:rPr>
+              <w:t>For Ben</w:t>
+            </w:r>
+          </w:p>
+        </w:tc>
+        <w:tc>
+          <w:tcPr>
+            <w:tcW w:type="dxa" w:w="5184"/>
+            <w:tcMar>
+              <w:top w:w="70" w:type="dxa"/>
+              <w:start w:w="70" w:type="dxa"/>
+              <w:bottom w:w="70" w:type="dxa"/>
+              <w:end w:w="70" w:type="dxa"/>
+            </w:tcMar>
+          </w:tcPr>
+          <w:p>
+            <w:r>
+              <w:rPr>
+                <w:sz w:val="16"/>
+              </w:rPr>
+              <w:t>Review each line; adjust the hours of any task from your experience and the price is recalculated</w:t>
             </w:r>
           </w:p>
         </w:tc>

--- a/docs/estimating-cases/2026/linda-bushel-pool-deck/estimates/internal/2026-10-27-linda-bushel-01-labour-calculation-detail.docx
+++ b/docs/estimating-cases/2026/linda-bushel-pool-deck/estimates/internal/2026-10-27-linda-bushel-01-labour-calculation-detail.docx
@@ -372,7 +372,7 @@
               <w:rPr>
                 <w:sz w:val="16"/>
               </w:rPr>
-              <w:t>$352.94</w:t>
+              <w:t>$342.86</w:t>
             </w:r>
           </w:p>
         </w:tc>
@@ -469,7 +469,7 @@
               <w:rPr>
                 <w:sz w:val="16"/>
               </w:rPr>
-              <w:t>$1,411.76</w:t>
+              <w:t>$1,371.43</w:t>
             </w:r>
           </w:p>
         </w:tc>
@@ -566,7 +566,7 @@
               <w:rPr>
                 <w:sz w:val="16"/>
               </w:rPr>
-              <w:t>$2,117.65</w:t>
+              <w:t>$2,057.14</w:t>
             </w:r>
           </w:p>
         </w:tc>
@@ -663,7 +663,7 @@
               <w:rPr>
                 <w:sz w:val="16"/>
               </w:rPr>
-              <w:t>$705.88</w:t>
+              <w:t>$685.71</w:t>
             </w:r>
           </w:p>
         </w:tc>
@@ -760,7 +760,7 @@
               <w:rPr>
                 <w:sz w:val="16"/>
               </w:rPr>
-              <w:t>$1,411.76</w:t>
+              <w:t>$1,371.43</w:t>
             </w:r>
           </w:p>
         </w:tc>
@@ -857,7 +857,7 @@
               <w:rPr>
                 <w:sz w:val="16"/>
               </w:rPr>
-              <w:t>$1,411.76</w:t>
+              <w:t>$1,371.43</w:t>
             </w:r>
           </w:p>
         </w:tc>
@@ -954,7 +954,7 @@
               <w:rPr>
                 <w:sz w:val="16"/>
               </w:rPr>
-              <w:t>$705.88</w:t>
+              <w:t>$685.71</w:t>
             </w:r>
           </w:p>
         </w:tc>
@@ -1051,7 +1051,7 @@
               <w:rPr>
                 <w:sz w:val="16"/>
               </w:rPr>
-              <w:t>$441.18</w:t>
+              <w:t>$428.57</w:t>
             </w:r>
           </w:p>
         </w:tc>
@@ -1148,7 +1148,7 @@
               <w:rPr>
                 <w:sz w:val="16"/>
               </w:rPr>
-              <w:t>$352.94</w:t>
+              <w:t>$342.86</w:t>
             </w:r>
           </w:p>
         </w:tc>
@@ -1245,7 +1245,7 @@
               <w:rPr>
                 <w:sz w:val="16"/>
               </w:rPr>
-              <w:t>$1,411.76</w:t>
+              <w:t>$1,371.43</w:t>
             </w:r>
           </w:p>
         </w:tc>
@@ -1342,7 +1342,7 @@
               <w:rPr>
                 <w:sz w:val="16"/>
               </w:rPr>
-              <w:t>$352.94</w:t>
+              <w:t>$342.86</w:t>
             </w:r>
           </w:p>
         </w:tc>
@@ -1439,7 +1439,7 @@
               <w:rPr>
                 <w:sz w:val="16"/>
               </w:rPr>
-              <w:t>$352.94</w:t>
+              <w:t>$342.86</w:t>
             </w:r>
           </w:p>
         </w:tc>
@@ -1536,7 +1536,7 @@
               <w:rPr>
                 <w:sz w:val="16"/>
               </w:rPr>
-              <w:t>$11,029.41</w:t>
+              <w:t>$10,714.29</w:t>
             </w:r>
           </w:p>
         </w:tc>
@@ -1746,7 +1746,7 @@
               <w:rPr>
                 <w:sz w:val="16"/>
               </w:rPr>
-              <w:t>GM reference sell (15% true gross margin)</w:t>
+              <w:t>GM reference sell (12.5% true gross margin, Linda project decision)</w:t>
             </w:r>
           </w:p>
         </w:tc>
@@ -1765,7 +1765,7 @@
               <w:rPr>
                 <w:sz w:val="16"/>
               </w:rPr>
-              <w:t>$11,029.41</w:t>
+              <w:t>$10,714.29</w:t>
             </w:r>
           </w:p>
         </w:tc>
